--- a/data/outputs/v2/Grade11/Biology/Quizzes/SS1.4_Cell_Division/Biology_G11_SS1.4_Cell_Division_L4_AnswerKey.docx
+++ b/data/outputs/v2/Grade11/Biology/Quizzes/SS1.4_Cell_Division/Biology_G11_SS1.4_Cell_Division_L4_AnswerKey.docx
@@ -1405,7 +1405,7 @@
         </w:rPr>
         <w:t xml:space="preserve">© 2026 SeaVuria and ARES. Aligned with KICD objectives. Developed by SeaVuria; technical implementation by ARES (with AI assistance from Claude). Licensed under </w:t>
       </w:r>
-      <w:hyperlink w:history="1" r:id="rId0unybiiix5crwvcdrgw4o">
+      <w:hyperlink w:history="1" r:id="rId3tx1a7zzqoadbgsqp7w5w">
         <w:r>
           <w:rPr>
             <w:rFonts w:ascii="Arial" w:cs="Arial" w:eastAsia="Arial" w:hAnsi="Arial"/>
@@ -1426,7 +1426,7 @@
         </w:rPr>
         <w:t xml:space="preserve"> (</w:t>
       </w:r>
-      <w:hyperlink w:history="1" r:id="rIdkv-sc3p-jjhowtn8cudaj">
+      <w:hyperlink w:history="1" r:id="rIdrqvzuc0jd1hy4qrt2gabv">
         <w:r>
           <w:rPr>
             <w:rFonts w:ascii="Arial" w:cs="Arial" w:eastAsia="Arial" w:hAnsi="Arial"/>

--- a/data/outputs/v2/Grade11/Biology/Quizzes/SS1.4_Cell_Division/Biology_G11_SS1.4_Cell_Division_L4_AnswerKey.docx
+++ b/data/outputs/v2/Grade11/Biology/Quizzes/SS1.4_Cell_Division/Biology_G11_SS1.4_Cell_Division_L4_AnswerKey.docx
@@ -1405,7 +1405,7 @@
         </w:rPr>
         <w:t xml:space="preserve">© 2026 SeaVuria and ARES. Aligned with KICD objectives. Developed by SeaVuria; technical implementation by ARES (with AI assistance from Claude). Licensed under </w:t>
       </w:r>
-      <w:hyperlink w:history="1" r:id="rId3tx1a7zzqoadbgsqp7w5w">
+      <w:hyperlink w:history="1" r:id="rId_lckhn3gso7w4xgrsivsq">
         <w:r>
           <w:rPr>
             <w:rFonts w:ascii="Arial" w:cs="Arial" w:eastAsia="Arial" w:hAnsi="Arial"/>
@@ -1426,7 +1426,7 @@
         </w:rPr>
         <w:t xml:space="preserve"> (</w:t>
       </w:r>
-      <w:hyperlink w:history="1" r:id="rIdrqvzuc0jd1hy4qrt2gabv">
+      <w:hyperlink w:history="1" r:id="rIdjepr-_a2tghar1rrthccj">
         <w:r>
           <w:rPr>
             <w:rFonts w:ascii="Arial" w:cs="Arial" w:eastAsia="Arial" w:hAnsi="Arial"/>
